--- a/Lab03/1-docs/Lab03_Student_Manual_TH.docx
+++ b/Lab03/1-docs/Lab03_Student_Manual_TH.docx
@@ -4964,6 +4964,14 @@
           <w:sz w:val="32"/>
           <w:szCs w:val="32"/>
         </w:rPr>
+        <w:t xml:space="preserve">    </w:t>
+      </w:r>
+      <w:r>
+        <w:rPr>
+          <w:rFonts w:ascii="TH Sarabun New" w:hAnsi="TH Sarabun New" w:cs="TH Sarabun New"/>
+          <w:sz w:val="32"/>
+          <w:szCs w:val="32"/>
+        </w:rPr>
         <w:t xml:space="preserve">4. </w:t>
       </w:r>
       <w:proofErr w:type="spellStart"/>
@@ -5289,6 +5297,14 @@
           <w:sz w:val="32"/>
           <w:szCs w:val="32"/>
         </w:rPr>
+        <w:t xml:space="preserve">    </w:t>
+      </w:r>
+      <w:r>
+        <w:rPr>
+          <w:rFonts w:ascii="TH Sarabun New" w:hAnsi="TH Sarabun New" w:cs="TH Sarabun New"/>
+          <w:sz w:val="32"/>
+          <w:szCs w:val="32"/>
+        </w:rPr>
         <w:t>5. เพราะเหตุใด Week 4 จึงควรส่ง hormone ผ่าน receptor และ bounded mapping แทนการสั่งมอเตอร์โดยตรง</w:t>
       </w:r>
     </w:p>
@@ -5447,6 +5463,14 @@
           <w:szCs w:val="32"/>
         </w:rPr>
       </w:pPr>
+      <w:r>
+        <w:rPr>
+          <w:rFonts w:ascii="TH Sarabun New" w:hAnsi="TH Sarabun New" w:cs="TH Sarabun New"/>
+          <w:sz w:val="32"/>
+          <w:szCs w:val="32"/>
+        </w:rPr>
+        <w:t xml:space="preserve">    </w:t>
+      </w:r>
       <w:r>
         <w:rPr>
           <w:rFonts w:ascii="TH Sarabun New" w:hAnsi="TH Sarabun New" w:cs="TH Sarabun New"/>
@@ -7055,7 +7079,43 @@
           <w:sz w:val="32"/>
           <w:szCs w:val="32"/>
         </w:rPr>
-        <w:t xml:space="preserve"> วิธีวัด และข้อจำกัดของ kinematic model</w:t>
+        <w:t xml:space="preserve"> </w:t>
+      </w:r>
+      <w:proofErr w:type="spellStart"/>
+      <w:r>
+        <w:rPr>
+          <w:rFonts w:ascii="TH Sarabun New" w:hAnsi="TH Sarabun New" w:cs="TH Sarabun New"/>
+          <w:sz w:val="32"/>
+          <w:szCs w:val="32"/>
+        </w:rPr>
+        <w:t>วิธีวัด</w:t>
+      </w:r>
+      <w:proofErr w:type="spellEnd"/>
+      <w:r>
+        <w:rPr>
+          <w:rFonts w:ascii="TH Sarabun New" w:hAnsi="TH Sarabun New" w:cs="TH Sarabun New"/>
+          <w:sz w:val="32"/>
+          <w:szCs w:val="32"/>
+        </w:rPr>
+        <w:t xml:space="preserve"> </w:t>
+      </w:r>
+      <w:proofErr w:type="spellStart"/>
+      <w:r>
+        <w:rPr>
+          <w:rFonts w:ascii="TH Sarabun New" w:hAnsi="TH Sarabun New" w:cs="TH Sarabun New"/>
+          <w:sz w:val="32"/>
+          <w:szCs w:val="32"/>
+        </w:rPr>
+        <w:t>และข้อจำกัดของ</w:t>
+      </w:r>
+      <w:proofErr w:type="spellEnd"/>
+      <w:r>
+        <w:rPr>
+          <w:rFonts w:ascii="TH Sarabun New" w:hAnsi="TH Sarabun New" w:cs="TH Sarabun New"/>
+          <w:sz w:val="32"/>
+          <w:szCs w:val="32"/>
+        </w:rPr>
+        <w:t xml:space="preserve"> kinematic model</w:t>
       </w:r>
     </w:p>
     <w:sectPr>
@@ -7101,26 +7161,73 @@
     <w:pPr>
       <w:pStyle w:val="a7"/>
       <w:jc w:val="right"/>
+      <w:rPr>
+        <w:rFonts w:ascii="TH Sarabun New" w:hAnsi="TH Sarabun New" w:cs="TH Sarabun New"/>
+        <w:b/>
+        <w:bCs/>
+        <w:sz w:val="26"/>
+        <w:szCs w:val="26"/>
+      </w:rPr>
     </w:pPr>
     <w:r>
+      <w:rPr>
+        <w:rFonts w:ascii="TH Sarabun New" w:hAnsi="TH Sarabun New" w:cs="TH Sarabun New"/>
+        <w:b/>
+        <w:bCs/>
+        <w:sz w:val="26"/>
+        <w:szCs w:val="26"/>
+      </w:rPr>
       <w:t xml:space="preserve">หน้า </w:t>
     </w:r>
     <w:r>
+      <w:rPr>
+        <w:rFonts w:ascii="TH Sarabun New" w:hAnsi="TH Sarabun New" w:cs="TH Sarabun New"/>
+        <w:b/>
+        <w:bCs/>
+        <w:sz w:val="26"/>
+        <w:szCs w:val="26"/>
+      </w:rPr>
       <w:fldChar w:fldCharType="begin"/>
     </w:r>
     <w:r>
+      <w:rPr>
+        <w:rFonts w:ascii="TH Sarabun New" w:hAnsi="TH Sarabun New" w:cs="TH Sarabun New"/>
+        <w:b/>
+        <w:bCs/>
+        <w:sz w:val="26"/>
+        <w:szCs w:val="26"/>
+      </w:rPr>
       <w:instrText>PAGE</w:instrText>
     </w:r>
     <w:r>
+      <w:rPr>
+        <w:rFonts w:ascii="TH Sarabun New" w:hAnsi="TH Sarabun New" w:cs="TH Sarabun New"/>
+        <w:b/>
+        <w:bCs/>
+        <w:sz w:val="26"/>
+        <w:szCs w:val="26"/>
+      </w:rPr>
       <w:fldChar w:fldCharType="separate"/>
     </w:r>
     <w:r>
       <w:rPr>
+        <w:rFonts w:ascii="TH Sarabun New" w:hAnsi="TH Sarabun New" w:cs="TH Sarabun New"/>
+        <w:b/>
+        <w:bCs/>
         <w:noProof/>
+        <w:sz w:val="26"/>
+        <w:szCs w:val="26"/>
       </w:rPr>
       <w:t>1</w:t>
     </w:r>
     <w:r>
+      <w:rPr>
+        <w:rFonts w:ascii="TH Sarabun New" w:hAnsi="TH Sarabun New" w:cs="TH Sarabun New"/>
+        <w:b/>
+        <w:bCs/>
+        <w:sz w:val="26"/>
+        <w:szCs w:val="26"/>
+      </w:rPr>
       <w:fldChar w:fldCharType="end"/>
     </w:r>
   </w:p>
@@ -7158,13 +7265,48 @@
     <w:pPr>
       <w:pStyle w:val="a5"/>
       <w:jc w:val="right"/>
+      <w:rPr>
+        <w:rFonts w:ascii="TH Sarabun New" w:hAnsi="TH Sarabun New" w:cs="TH Sarabun New"/>
+        <w:b/>
+        <w:bCs/>
+        <w:sz w:val="28"/>
+        <w:szCs w:val="28"/>
+      </w:rPr>
     </w:pPr>
     <w:r>
       <w:rPr>
+        <w:rFonts w:ascii="TH Sarabun New" w:hAnsi="TH Sarabun New" w:cs="TH Sarabun New"/>
+        <w:b/>
+        <w:bCs/>
         <w:color w:val="5A6166"/>
-        <w:sz w:val="18"/>
-      </w:rPr>
-      <w:t>1353410 Bio Inspired Robotics  |  Lab 03</w:t>
+        <w:sz w:val="28"/>
+        <w:szCs w:val="28"/>
+      </w:rPr>
+      <w:t xml:space="preserve">1353410 Bio Inspired </w:t>
+    </w:r>
+    <w:proofErr w:type="gramStart"/>
+    <w:r>
+      <w:rPr>
+        <w:rFonts w:ascii="TH Sarabun New" w:hAnsi="TH Sarabun New" w:cs="TH Sarabun New"/>
+        <w:b/>
+        <w:bCs/>
+        <w:color w:val="5A6166"/>
+        <w:sz w:val="28"/>
+        <w:szCs w:val="28"/>
+      </w:rPr>
+      <w:t>Robotics  |</w:t>
+    </w:r>
+    <w:proofErr w:type="gramEnd"/>
+    <w:r>
+      <w:rPr>
+        <w:rFonts w:ascii="TH Sarabun New" w:hAnsi="TH Sarabun New" w:cs="TH Sarabun New"/>
+        <w:b/>
+        <w:bCs/>
+        <w:color w:val="5A6166"/>
+        <w:sz w:val="28"/>
+        <w:szCs w:val="28"/>
+      </w:rPr>
+      <w:t xml:space="preserve">  Lab 03</w:t>
     </w:r>
   </w:p>
 </w:hdr>
